--- a/Tailored_CVs/Shinoy_Medido___brand_of_Evondos_Group_Junior_Technical_Operations_Engineer.docx
+++ b/Tailored_CVs/Shinoy_Medido___brand_of_Evondos_Group_Junior_Technical_Operations_Engineer.docx
@@ -70,7 +70,7 @@
           <w:b w:val="0"/>
           <w:sz w:val="19"/>
         </w:rPr>
-        <w:t>QA Automation Engineer with 8 years of experience building scalable test frameworks, validating complex backend data, and working within regulated environments like global banking and healthcare. Proficient in full-stack diagnostics, SQL queries, and log analysis to isolate and resolve system defects. Adept at bridging the gap between development teams and technical operations to ensure high system reliability and release stability.</w:t>
+        <w:t>QA Automation Engineer with over 8 years of experience building scalable automation frameworks and conducting backend validation using Oracle SQL and system logs. I bring strong technical operations and diagnostic experience from global financial and healthcare sectors. Familiar with regulated environments, I focus on root-cause investigation, release validation, and clear cross-functional communication.</w:t>
       </w:r>
     </w:p>
     <w:p>
@@ -288,7 +288,7 @@
           <w:b w:val="0"/>
           <w:sz w:val="18"/>
         </w:rPr>
-        <w:t>▸ Executed complex Oracle SQL queries to validate massive datasets and ensure data integrity across backend workflows, mirroring fullstack diagnostic requirements.</w:t>
+        <w:t>▸ Performed deepdive investigations and rootcause analysis by executing complex Oracle SQL queries to validate backend data integrity and system logs.</w:t>
       </w:r>
     </w:p>
     <w:p>
@@ -301,7 +301,7 @@
           <w:b w:val="0"/>
           <w:sz w:val="18"/>
         </w:rPr>
-        <w:t>▸ Collaborated closely with SRE and development teams to analyze release bottlenecks, review debug logs, and significantly reduce defect leakage prior to deployment.</w:t>
+        <w:t>▸ Executed comprehensive release and pilot validations, managing test deployments and running scheduled regression builds via Jenkins.</w:t>
       </w:r>
     </w:p>
     <w:p>
@@ -314,7 +314,7 @@
           <w:b w:val="0"/>
           <w:sz w:val="18"/>
         </w:rPr>
-        <w:t>▸ Migrated automation frameworks and ran technical validations on endtoend workflows, boosting execution efficiency and ensuring reliable software releases.</w:t>
+        <w:t>▸ Collaborated closely with SRE and development teams to analyze release objectives, identify technical bottlenecks, and reduce defect leakage.</w:t>
       </w:r>
     </w:p>
     <w:p>
@@ -327,7 +327,7 @@
           <w:b w:val="0"/>
           <w:sz w:val="18"/>
         </w:rPr>
-        <w:t>▸ Documented over 15 Standard Operating Procedures (SOP) and maintained clear technical tracking on JIRA to ensure alignment across crossfunctional teams.</w:t>
+        <w:t>▸ Maintained clear technical documentation, standard operating procedures, and incident management reports to support PMO and engineering teams.</w:t>
       </w:r>
     </w:p>
     <w:p>
